--- a/Report/Customer Shopping Behavior Analysis.docx
+++ b/Report/Customer Shopping Behavior Analysis.docx
@@ -44,11 +44,12 @@
     </w:p>
     <w:p>
       <w:pPr>
+        <w:pStyle w:val="ListParagraph"/>
         <w:numPr>
           <w:ilvl w:val="0"/>
-          <w:numId w:val="1"/>
+          <w:numId w:val="6"/>
         </w:numPr>
-        <w:ind w:right="797" w:hanging="134"/>
+        <w:ind w:right="797"/>
       </w:pPr>
       <w:r>
         <w:t xml:space="preserve">Rows: 3,900 - Columns: 18 - Key Features: </w:t>
@@ -58,9 +59,9 @@
       <w:pPr>
         <w:numPr>
           <w:ilvl w:val="0"/>
-          <w:numId w:val="1"/>
+          <w:numId w:val="6"/>
         </w:numPr>
-        <w:ind w:right="797" w:hanging="134"/>
+        <w:ind w:right="797"/>
       </w:pPr>
       <w:r>
         <w:t xml:space="preserve">Customer demographics (Age, Gender, Location, Subscription Status) </w:t>
@@ -70,9 +71,9 @@
       <w:pPr>
         <w:numPr>
           <w:ilvl w:val="0"/>
-          <w:numId w:val="1"/>
+          <w:numId w:val="6"/>
         </w:numPr>
-        <w:ind w:right="797" w:hanging="134"/>
+        <w:ind w:right="797"/>
       </w:pPr>
       <w:r>
         <w:t xml:space="preserve">Purchase details (Item Purchased, Category, Purchase Amount, Season, Size, Color) </w:t>
@@ -82,9 +83,9 @@
       <w:pPr>
         <w:numPr>
           <w:ilvl w:val="0"/>
-          <w:numId w:val="1"/>
+          <w:numId w:val="6"/>
         </w:numPr>
-        <w:ind w:right="797" w:hanging="134"/>
+        <w:ind w:right="797"/>
       </w:pPr>
       <w:r>
         <w:t xml:space="preserve">Shopping behavior (Discount Applied, Promo Code Used, Previous Purchases, Frequency of </w:t>
@@ -92,6 +93,11 @@
     </w:p>
     <w:p>
       <w:pPr>
+        <w:pStyle w:val="ListParagraph"/>
+        <w:numPr>
+          <w:ilvl w:val="0"/>
+          <w:numId w:val="6"/>
+        </w:numPr>
         <w:spacing w:after="39"/>
         <w:ind w:right="797"/>
       </w:pPr>
@@ -103,10 +109,10 @@
       <w:pPr>
         <w:numPr>
           <w:ilvl w:val="0"/>
-          <w:numId w:val="1"/>
+          <w:numId w:val="6"/>
         </w:numPr>
         <w:spacing w:after="305"/>
-        <w:ind w:right="797" w:hanging="134"/>
+        <w:ind w:right="797"/>
       </w:pPr>
       <w:r>
         <w:t>Missing Data: 37 values in Review Rating column</w:t>
@@ -148,9 +154,9 @@
       <w:pPr>
         <w:numPr>
           <w:ilvl w:val="0"/>
-          <w:numId w:val="2"/>
+          <w:numId w:val="7"/>
         </w:numPr>
-        <w:ind w:right="797" w:hanging="360"/>
+        <w:ind w:right="797"/>
       </w:pPr>
       <w:r>
         <w:rPr>
@@ -175,20 +181,17 @@
     <w:p>
       <w:pPr>
         <w:spacing w:after="89" w:line="259" w:lineRule="auto"/>
-        <w:ind w:left="720" w:right="0" w:firstLine="0"/>
-      </w:pPr>
-      <w:r>
-        <w:t xml:space="preserve"> </w:t>
-      </w:r>
+        <w:ind w:left="720" w:right="0" w:firstLine="60"/>
+      </w:pPr>
     </w:p>
     <w:p>
       <w:pPr>
         <w:numPr>
           <w:ilvl w:val="0"/>
-          <w:numId w:val="2"/>
+          <w:numId w:val="7"/>
         </w:numPr>
         <w:spacing w:after="228"/>
-        <w:ind w:right="797" w:hanging="360"/>
+        <w:ind w:right="797"/>
       </w:pPr>
       <w:r>
         <w:rPr>
@@ -342,10 +345,10 @@
       <w:pPr>
         <w:numPr>
           <w:ilvl w:val="0"/>
-          <w:numId w:val="2"/>
+          <w:numId w:val="8"/>
         </w:numPr>
         <w:spacing w:line="330" w:lineRule="auto"/>
-        <w:ind w:right="797" w:hanging="360"/>
+        <w:ind w:right="797"/>
       </w:pPr>
       <w:r>
         <w:rPr>
@@ -370,19 +373,16 @@
     <w:p>
       <w:pPr>
         <w:spacing w:after="18" w:line="259" w:lineRule="auto"/>
-        <w:ind w:left="720" w:right="0" w:firstLine="0"/>
-      </w:pPr>
-      <w:r>
-        <w:t xml:space="preserve"> </w:t>
-      </w:r>
+        <w:ind w:left="720" w:right="0" w:firstLine="60"/>
+      </w:pPr>
     </w:p>
     <w:p>
       <w:pPr>
         <w:numPr>
           <w:ilvl w:val="0"/>
-          <w:numId w:val="2"/>
+          <w:numId w:val="8"/>
         </w:numPr>
-        <w:ind w:right="797" w:hanging="360"/>
+        <w:ind w:right="797"/>
       </w:pPr>
       <w:r>
         <w:rPr>
@@ -406,20 +406,17 @@
     <w:p>
       <w:pPr>
         <w:spacing w:after="18" w:line="259" w:lineRule="auto"/>
-        <w:ind w:left="720" w:right="0" w:firstLine="0"/>
-      </w:pPr>
-      <w:r>
-        <w:t xml:space="preserve"> </w:t>
-      </w:r>
+        <w:ind w:left="720" w:right="0" w:firstLine="60"/>
+      </w:pPr>
     </w:p>
     <w:p>
       <w:pPr>
         <w:numPr>
           <w:ilvl w:val="0"/>
-          <w:numId w:val="2"/>
+          <w:numId w:val="8"/>
         </w:numPr>
         <w:spacing w:after="18" w:line="259" w:lineRule="auto"/>
-        <w:ind w:right="797" w:hanging="360"/>
+        <w:ind w:right="797"/>
       </w:pPr>
       <w:r>
         <w:rPr>
@@ -431,79 +428,77 @@
     <w:p>
       <w:pPr>
         <w:spacing w:after="18" w:line="259" w:lineRule="auto"/>
-        <w:ind w:left="720" w:right="0" w:firstLine="0"/>
-      </w:pPr>
+        <w:ind w:left="720" w:right="0" w:firstLine="60"/>
+      </w:pPr>
+    </w:p>
+    <w:p>
+      <w:pPr>
+        <w:pStyle w:val="ListParagraph"/>
+        <w:numPr>
+          <w:ilvl w:val="1"/>
+          <w:numId w:val="8"/>
+        </w:numPr>
+        <w:ind w:right="797"/>
+      </w:pPr>
+      <w:r>
+        <w:t xml:space="preserve">Created </w:t>
+      </w:r>
+      <w:proofErr w:type="spellStart"/>
       <w:r>
         <w:rPr>
           <w:b/>
         </w:rPr>
-        <w:t xml:space="preserve"> </w:t>
-      </w:r>
-    </w:p>
-    <w:p>
-      <w:pPr>
-        <w:ind w:left="1090" w:right="797"/>
-      </w:pPr>
-      <w:r>
-        <w:t xml:space="preserve">○ Created </w:t>
+        <w:t>age_group</w:t>
+      </w:r>
+      <w:proofErr w:type="spellEnd"/>
+      <w:r>
+        <w:t xml:space="preserve"> column by binning customer ages. </w:t>
+      </w:r>
+    </w:p>
+    <w:p>
+      <w:pPr>
+        <w:spacing w:after="18" w:line="259" w:lineRule="auto"/>
+        <w:ind w:left="1440" w:right="0" w:firstLine="60"/>
+      </w:pPr>
+    </w:p>
+    <w:p>
+      <w:pPr>
+        <w:pStyle w:val="ListParagraph"/>
+        <w:numPr>
+          <w:ilvl w:val="1"/>
+          <w:numId w:val="8"/>
+        </w:numPr>
+        <w:ind w:right="797"/>
+      </w:pPr>
+      <w:r>
+        <w:t xml:space="preserve">Created </w:t>
       </w:r>
       <w:proofErr w:type="spellStart"/>
       <w:r>
         <w:rPr>
           <w:b/>
         </w:rPr>
-        <w:t>age_group</w:t>
+        <w:t>purchase_frequency_days</w:t>
       </w:r>
       <w:proofErr w:type="spellEnd"/>
       <w:r>
-        <w:t xml:space="preserve"> column by binning customer ages. </w:t>
-      </w:r>
-    </w:p>
-    <w:p>
-      <w:pPr>
-        <w:spacing w:after="18" w:line="259" w:lineRule="auto"/>
-        <w:ind w:left="1440" w:right="0" w:firstLine="0"/>
-      </w:pPr>
-      <w:r>
-        <w:t xml:space="preserve"> </w:t>
-      </w:r>
-    </w:p>
-    <w:p>
-      <w:pPr>
-        <w:ind w:left="1090" w:right="797"/>
-      </w:pPr>
-      <w:r>
-        <w:t xml:space="preserve">○ Created </w:t>
-      </w:r>
-      <w:proofErr w:type="spellStart"/>
-      <w:r>
-        <w:rPr>
-          <w:b/>
-        </w:rPr>
-        <w:t>purchase_frequency_days</w:t>
-      </w:r>
-      <w:proofErr w:type="spellEnd"/>
-      <w:r>
         <w:t xml:space="preserve"> column from purchase data. </w:t>
       </w:r>
     </w:p>
     <w:p>
       <w:pPr>
         <w:spacing w:after="78" w:line="259" w:lineRule="auto"/>
-        <w:ind w:left="1440" w:right="0" w:firstLine="0"/>
-      </w:pPr>
-      <w:r>
-        <w:t xml:space="preserve"> </w:t>
-      </w:r>
+        <w:ind w:left="1440" w:right="0" w:firstLine="60"/>
+      </w:pPr>
     </w:p>
     <w:p>
       <w:pPr>
         <w:numPr>
           <w:ilvl w:val="0"/>
-          <w:numId w:val="2"/>
+          <w:numId w:val="8"/>
         </w:numPr>
         <w:spacing w:after="0" w:line="340" w:lineRule="auto"/>
-        <w:ind w:right="797" w:hanging="360"/>
+        <w:ind w:right="797"/>
       </w:pPr>
       <w:r>
         <w:rPr>
@@ -554,20 +549,17 @@
     <w:p>
       <w:pPr>
         <w:spacing w:after="18" w:line="259" w:lineRule="auto"/>
-        <w:ind w:left="720" w:right="0" w:firstLine="0"/>
-      </w:pPr>
-      <w:r>
-        <w:t xml:space="preserve"> </w:t>
-      </w:r>
+        <w:ind w:left="720" w:right="0" w:firstLine="60"/>
+      </w:pPr>
     </w:p>
     <w:p>
       <w:pPr>
         <w:numPr>
           <w:ilvl w:val="0"/>
-          <w:numId w:val="2"/>
+          <w:numId w:val="8"/>
         </w:numPr>
         <w:spacing w:after="248"/>
-        <w:ind w:right="797" w:hanging="360"/>
+        <w:ind w:right="797"/>
       </w:pPr>
       <w:r>
         <w:rPr>
@@ -1759,6 +1751,92 @@
 <file path=word/numbering.xml><?xml version="1.0" encoding="utf-8"?>
 <w:numbering xmlns:wpc="http://schemas.microsoft.com/office/word/2010/wordprocessingCanvas" xmlns:cx="http://schemas.microsoft.com/office/drawing/2014/chartex" xmlns:cx1="http://schemas.microsoft.com/office/drawing/2015/9/8/chartex" xmlns:cx2="http://schemas.microsoft.com/office/drawing/2015/10/21/chartex" xmlns:cx3="http://schemas.microsoft.com/office/drawing/2016/5/9/chartex" xmlns:cx4="http://schemas.microsoft.com/office/drawing/2016/5/10/chartex" xmlns:cx5="http://schemas.microsoft.com/office/drawing/2016/5/11/chartex" xmlns:cx6="http://schemas.microsoft.com/office/drawing/2016/5/12/chartex" xmlns:cx7="http://schemas.microsoft.com/office/drawing/2016/5/13/chartex" xmlns:cx8="http://schemas.microsoft.com/office/drawing/2016/5/14/chartex" xmlns:mc="http://schemas.openxmlformats.org/markup-compatibility/2006" xmlns:aink="http://schemas.microsoft.com/office/drawing/2016/ink" xmlns:am3d="http://schemas.microsoft.com/office/drawing/2017/model3d" xmlns:o="urn:schemas-microsoft-com:office:office" xmlns:oel="http://schemas.microsoft.com/office/2019/extlst" xmlns:r="http://schemas.openxmlformats.org/officeDocument/2006/relationships" xmlns:m="http://schemas.openxmlformats.org/officeDocument/2006/math" xmlns:v="urn:schemas-microsoft-com:vml" xmlns:wp14="http://schemas.microsoft.com/office/word/2010/wordprocessingDrawing" xmlns:wp="http://schemas.openxmlformats.org/drawingml/2006/wordprocessingDrawing" xmlns:w10="urn:schemas-microsoft-com:office:word" xmlns:w="http://schemas.openxmlformats.org/wordprocessingml/2006/main" xmlns:w14="http://schemas.microsoft.com/office/word/2010/wordml" xmlns:w15="http://schemas.microsoft.com/office/word/2012/wordml" xmlns:w16cex="http://schemas.microsoft.com/office/word/2018/wordml/cex" xmlns:w16cid="http://schemas.microsoft.com/office/word/2016/wordml/cid" xmlns:w16="http://schemas.microsoft.com/office/word/2018/wordml" xmlns:w16du="http://schemas.microsoft.com/office/word/2023/wordml/word16du" xmlns:w16sdtdh="http://schemas.microsoft.com/office/word/2020/wordml/sdtdatahash" xmlns:w16sdtfl="http://schemas.microsoft.com/office/word/2024/wordml/sdtformatlock" xmlns:w16se="http://schemas.microsoft.com/office/word/2015/wordml/symex" xmlns:wpg="http://schemas.microsoft.com/office/word/2010/wordprocessingGroup" xmlns:wpi="http://schemas.microsoft.com/office/word/2010/wordprocessingInk" xmlns:wne="http://schemas.microsoft.com/office/word/2006/wordml" xmlns:wps="http://schemas.microsoft.com/office/word/2010/wordprocessingShape" mc:Ignorable="w14 w15 w16se w16cid w16 w16cex w16sdtdh w16sdtfl w16du wp14">
   <w:abstractNum w:abstractNumId="0" w15:restartNumberingAfterBreak="0">
+    <w:nsid w:val="07C70467"/>
+    <w:multiLevelType w:val="hybridMultilevel"/>
+    <w:tmpl w:val="20A0030C"/>
+    <w:lvl w:ilvl="0" w:tplc="0409001B">
+      <w:start w:val="1"/>
+      <w:numFmt w:val="lowerRoman"/>
+      <w:lvlText w:val="%1."/>
+      <w:lvlJc w:val="right"/>
+      <w:pPr>
+        <w:ind w:left="720" w:hanging="360"/>
+      </w:pPr>
+    </w:lvl>
+    <w:lvl w:ilvl="1" w:tplc="04090019">
+      <w:start w:val="1"/>
+      <w:numFmt w:val="lowerLetter"/>
+      <w:lvlText w:val="%2."/>
+      <w:lvlJc w:val="left"/>
+      <w:pPr>
+        <w:ind w:left="1440" w:hanging="360"/>
+      </w:pPr>
+    </w:lvl>
+    <w:lvl w:ilvl="2" w:tplc="0409001B" w:tentative="1">
+      <w:start w:val="1"/>
+      <w:numFmt w:val="lowerRoman"/>
+      <w:lvlText w:val="%3."/>
+      <w:lvlJc w:val="right"/>
+      <w:pPr>
+        <w:ind w:left="2160" w:hanging="180"/>
+      </w:pPr>
+    </w:lvl>
+    <w:lvl w:ilvl="3" w:tplc="0409000F" w:tentative="1">
+      <w:start w:val="1"/>
+      <w:numFmt w:val="decimal"/>
+      <w:lvlText w:val="%4."/>
+      <w:lvlJc w:val="left"/>
+      <w:pPr>
+        <w:ind w:left="2880" w:hanging="360"/>
+      </w:pPr>
+    </w:lvl>
+    <w:lvl w:ilvl="4" w:tplc="04090019" w:tentative="1">
+      <w:start w:val="1"/>
+      <w:numFmt w:val="lowerLetter"/>
+      <w:lvlText w:val="%5."/>
+      <w:lvlJc w:val="left"/>
+      <w:pPr>
+        <w:ind w:left="3600" w:hanging="360"/>
+      </w:pPr>
+    </w:lvl>
+    <w:lvl w:ilvl="5" w:tplc="0409001B" w:tentative="1">
+      <w:start w:val="1"/>
+      <w:numFmt w:val="lowerRoman"/>
+      <w:lvlText w:val="%6."/>
+      <w:lvlJc w:val="right"/>
+      <w:pPr>
+        <w:ind w:left="4320" w:hanging="180"/>
+      </w:pPr>
+    </w:lvl>
+    <w:lvl w:ilvl="6" w:tplc="0409000F" w:tentative="1">
+      <w:start w:val="1"/>
+      <w:numFmt w:val="decimal"/>
+      <w:lvlText w:val="%7."/>
+      <w:lvlJc w:val="left"/>
+      <w:pPr>
+        <w:ind w:left="5040" w:hanging="360"/>
+      </w:pPr>
+    </w:lvl>
+    <w:lvl w:ilvl="7" w:tplc="04090019" w:tentative="1">
+      <w:start w:val="1"/>
+      <w:numFmt w:val="lowerLetter"/>
+      <w:lvlText w:val="%8."/>
+      <w:lvlJc w:val="left"/>
+      <w:pPr>
+        <w:ind w:left="5760" w:hanging="360"/>
+      </w:pPr>
+    </w:lvl>
+    <w:lvl w:ilvl="8" w:tplc="0409001B" w:tentative="1">
+      <w:start w:val="1"/>
+      <w:numFmt w:val="lowerRoman"/>
+      <w:lvlText w:val="%9."/>
+      <w:lvlJc w:val="right"/>
+      <w:pPr>
+        <w:ind w:left="6480" w:hanging="180"/>
+      </w:pPr>
+    </w:lvl>
+  </w:abstractNum>
+  <w:abstractNum w:abstractNumId="1" w15:restartNumberingAfterBreak="0">
     <w:nsid w:val="0952358B"/>
     <w:multiLevelType w:val="hybridMultilevel"/>
     <w:tmpl w:val="CAF82764"/>
@@ -1970,7 +2048,218 @@
       </w:rPr>
     </w:lvl>
   </w:abstractNum>
-  <w:abstractNum w:abstractNumId="1" w15:restartNumberingAfterBreak="0">
+  <w:abstractNum w:abstractNumId="2" w15:restartNumberingAfterBreak="0">
+    <w:nsid w:val="2D456F02"/>
+    <w:multiLevelType w:val="hybridMultilevel"/>
+    <w:tmpl w:val="0510B56E"/>
+    <w:lvl w:ilvl="0" w:tplc="0409001B">
+      <w:start w:val="1"/>
+      <w:numFmt w:val="lowerRoman"/>
+      <w:lvlText w:val="%1."/>
+      <w:lvlJc w:val="right"/>
+      <w:pPr>
+        <w:ind w:left="705"/>
+      </w:pPr>
+      <w:rPr>
+        <w:b w:val="0"/>
+        <w:i w:val="0"/>
+        <w:strike w:val="0"/>
+        <w:dstrike w:val="0"/>
+        <w:color w:val="000000"/>
+        <w:sz w:val="22"/>
+        <w:szCs w:val="22"/>
+        <w:u w:val="none" w:color="000000"/>
+        <w:bdr w:val="none" w:sz="0" w:space="0" w:color="auto"/>
+        <w:shd w:val="clear" w:color="auto" w:fill="auto"/>
+        <w:vertAlign w:val="baseline"/>
+      </w:rPr>
+    </w:lvl>
+    <w:lvl w:ilvl="1" w:tplc="FFFFFFFF">
+      <w:start w:val="1"/>
+      <w:numFmt w:val="bullet"/>
+      <w:lvlText w:val="o"/>
+      <w:lvlJc w:val="left"/>
+      <w:pPr>
+        <w:ind w:left="1440"/>
+      </w:pPr>
+      <w:rPr>
+        <w:rFonts w:ascii="Arial" w:eastAsia="Arial" w:hAnsi="Arial" w:cs="Arial"/>
+        <w:b w:val="0"/>
+        <w:i w:val="0"/>
+        <w:strike w:val="0"/>
+        <w:dstrike w:val="0"/>
+        <w:color w:val="000000"/>
+        <w:sz w:val="22"/>
+        <w:szCs w:val="22"/>
+        <w:u w:val="none" w:color="000000"/>
+        <w:bdr w:val="none" w:sz="0" w:space="0" w:color="auto"/>
+        <w:shd w:val="clear" w:color="auto" w:fill="auto"/>
+        <w:vertAlign w:val="baseline"/>
+      </w:rPr>
+    </w:lvl>
+    <w:lvl w:ilvl="2" w:tplc="FFFFFFFF">
+      <w:start w:val="1"/>
+      <w:numFmt w:val="bullet"/>
+      <w:lvlText w:val="▪"/>
+      <w:lvlJc w:val="left"/>
+      <w:pPr>
+        <w:ind w:left="2160"/>
+      </w:pPr>
+      <w:rPr>
+        <w:rFonts w:ascii="Arial" w:eastAsia="Arial" w:hAnsi="Arial" w:cs="Arial"/>
+        <w:b w:val="0"/>
+        <w:i w:val="0"/>
+        <w:strike w:val="0"/>
+        <w:dstrike w:val="0"/>
+        <w:color w:val="000000"/>
+        <w:sz w:val="22"/>
+        <w:szCs w:val="22"/>
+        <w:u w:val="none" w:color="000000"/>
+        <w:bdr w:val="none" w:sz="0" w:space="0" w:color="auto"/>
+        <w:shd w:val="clear" w:color="auto" w:fill="auto"/>
+        <w:vertAlign w:val="baseline"/>
+      </w:rPr>
+    </w:lvl>
+    <w:lvl w:ilvl="3" w:tplc="FFFFFFFF">
+      <w:start w:val="1"/>
+      <w:numFmt w:val="bullet"/>
+      <w:lvlText w:val="•"/>
+      <w:lvlJc w:val="left"/>
+      <w:pPr>
+        <w:ind w:left="2880"/>
+      </w:pPr>
+      <w:rPr>
+        <w:rFonts w:ascii="Arial" w:eastAsia="Arial" w:hAnsi="Arial" w:cs="Arial"/>
+        <w:b w:val="0"/>
+        <w:i w:val="0"/>
+        <w:strike w:val="0"/>
+        <w:dstrike w:val="0"/>
+        <w:color w:val="000000"/>
+        <w:sz w:val="22"/>
+        <w:szCs w:val="22"/>
+        <w:u w:val="none" w:color="000000"/>
+        <w:bdr w:val="none" w:sz="0" w:space="0" w:color="auto"/>
+        <w:shd w:val="clear" w:color="auto" w:fill="auto"/>
+        <w:vertAlign w:val="baseline"/>
+      </w:rPr>
+    </w:lvl>
+    <w:lvl w:ilvl="4" w:tplc="FFFFFFFF">
+      <w:start w:val="1"/>
+      <w:numFmt w:val="bullet"/>
+      <w:lvlText w:val="o"/>
+      <w:lvlJc w:val="left"/>
+      <w:pPr>
+        <w:ind w:left="3600"/>
+      </w:pPr>
+      <w:rPr>
+        <w:rFonts w:ascii="Arial" w:eastAsia="Arial" w:hAnsi="Arial" w:cs="Arial"/>
+        <w:b w:val="0"/>
+        <w:i w:val="0"/>
+        <w:strike w:val="0"/>
+        <w:dstrike w:val="0"/>
+        <w:color w:val="000000"/>
+        <w:sz w:val="22"/>
+        <w:szCs w:val="22"/>
+        <w:u w:val="none" w:color="000000"/>
+        <w:bdr w:val="none" w:sz="0" w:space="0" w:color="auto"/>
+        <w:shd w:val="clear" w:color="auto" w:fill="auto"/>
+        <w:vertAlign w:val="baseline"/>
+      </w:rPr>
+    </w:lvl>
+    <w:lvl w:ilvl="5" w:tplc="FFFFFFFF">
+      <w:start w:val="1"/>
+      <w:numFmt w:val="bullet"/>
+      <w:lvlText w:val="▪"/>
+      <w:lvlJc w:val="left"/>
+      <w:pPr>
+        <w:ind w:left="4320"/>
+      </w:pPr>
+      <w:rPr>
+        <w:rFonts w:ascii="Arial" w:eastAsia="Arial" w:hAnsi="Arial" w:cs="Arial"/>
+        <w:b w:val="0"/>
+        <w:i w:val="0"/>
+        <w:strike w:val="0"/>
+        <w:dstrike w:val="0"/>
+        <w:color w:val="000000"/>
+        <w:sz w:val="22"/>
+        <w:szCs w:val="22"/>
+        <w:u w:val="none" w:color="000000"/>
+        <w:bdr w:val="none" w:sz="0" w:space="0" w:color="auto"/>
+        <w:shd w:val="clear" w:color="auto" w:fill="auto"/>
+        <w:vertAlign w:val="baseline"/>
+      </w:rPr>
+    </w:lvl>
+    <w:lvl w:ilvl="6" w:tplc="FFFFFFFF">
+      <w:start w:val="1"/>
+      <w:numFmt w:val="bullet"/>
+      <w:lvlText w:val="•"/>
+      <w:lvlJc w:val="left"/>
+      <w:pPr>
+        <w:ind w:left="5040"/>
+      </w:pPr>
+      <w:rPr>
+        <w:rFonts w:ascii="Arial" w:eastAsia="Arial" w:hAnsi="Arial" w:cs="Arial"/>
+        <w:b w:val="0"/>
+        <w:i w:val="0"/>
+        <w:strike w:val="0"/>
+        <w:dstrike w:val="0"/>
+        <w:color w:val="000000"/>
+        <w:sz w:val="22"/>
+        <w:szCs w:val="22"/>
+        <w:u w:val="none" w:color="000000"/>
+        <w:bdr w:val="none" w:sz="0" w:space="0" w:color="auto"/>
+        <w:shd w:val="clear" w:color="auto" w:fill="auto"/>
+        <w:vertAlign w:val="baseline"/>
+      </w:rPr>
+    </w:lvl>
+    <w:lvl w:ilvl="7" w:tplc="FFFFFFFF">
+      <w:start w:val="1"/>
+      <w:numFmt w:val="bullet"/>
+      <w:lvlText w:val="o"/>
+      <w:lvlJc w:val="left"/>
+      <w:pPr>
+        <w:ind w:left="5760"/>
+      </w:pPr>
+      <w:rPr>
+        <w:rFonts w:ascii="Arial" w:eastAsia="Arial" w:hAnsi="Arial" w:cs="Arial"/>
+        <w:b w:val="0"/>
+        <w:i w:val="0"/>
+        <w:strike w:val="0"/>
+        <w:dstrike w:val="0"/>
+        <w:color w:val="000000"/>
+        <w:sz w:val="22"/>
+        <w:szCs w:val="22"/>
+        <w:u w:val="none" w:color="000000"/>
+        <w:bdr w:val="none" w:sz="0" w:space="0" w:color="auto"/>
+        <w:shd w:val="clear" w:color="auto" w:fill="auto"/>
+        <w:vertAlign w:val="baseline"/>
+      </w:rPr>
+    </w:lvl>
+    <w:lvl w:ilvl="8" w:tplc="FFFFFFFF">
+      <w:start w:val="1"/>
+      <w:numFmt w:val="bullet"/>
+      <w:lvlText w:val="▪"/>
+      <w:lvlJc w:val="left"/>
+      <w:pPr>
+        <w:ind w:left="6480"/>
+      </w:pPr>
+      <w:rPr>
+        <w:rFonts w:ascii="Arial" w:eastAsia="Arial" w:hAnsi="Arial" w:cs="Arial"/>
+        <w:b w:val="0"/>
+        <w:i w:val="0"/>
+        <w:strike w:val="0"/>
+        <w:dstrike w:val="0"/>
+        <w:color w:val="000000"/>
+        <w:sz w:val="22"/>
+        <w:szCs w:val="22"/>
+        <w:u w:val="none" w:color="000000"/>
+        <w:bdr w:val="none" w:sz="0" w:space="0" w:color="auto"/>
+        <w:shd w:val="clear" w:color="auto" w:fill="auto"/>
+        <w:vertAlign w:val="baseline"/>
+      </w:rPr>
+    </w:lvl>
+  </w:abstractNum>
+  <w:abstractNum w:abstractNumId="3" w15:restartNumberingAfterBreak="0">
     <w:nsid w:val="40455192"/>
     <w:multiLevelType w:val="hybridMultilevel"/>
     <w:tmpl w:val="0E8EBD24"/>
@@ -2182,7 +2471,120 @@
       </w:rPr>
     </w:lvl>
   </w:abstractNum>
-  <w:abstractNum w:abstractNumId="2" w15:restartNumberingAfterBreak="0">
+  <w:abstractNum w:abstractNumId="4" w15:restartNumberingAfterBreak="0">
+    <w:nsid w:val="47C63116"/>
+    <w:multiLevelType w:val="hybridMultilevel"/>
+    <w:tmpl w:val="CD8ABB94"/>
+    <w:lvl w:ilvl="0" w:tplc="04090001">
+      <w:start w:val="1"/>
+      <w:numFmt w:val="bullet"/>
+      <w:lvlText w:val=""/>
+      <w:lvlJc w:val="left"/>
+      <w:pPr>
+        <w:ind w:left="720" w:hanging="360"/>
+      </w:pPr>
+      <w:rPr>
+        <w:rFonts w:ascii="Symbol" w:hAnsi="Symbol" w:hint="default"/>
+      </w:rPr>
+    </w:lvl>
+    <w:lvl w:ilvl="1" w:tplc="04090003" w:tentative="1">
+      <w:start w:val="1"/>
+      <w:numFmt w:val="bullet"/>
+      <w:lvlText w:val="o"/>
+      <w:lvlJc w:val="left"/>
+      <w:pPr>
+        <w:ind w:left="1440" w:hanging="360"/>
+      </w:pPr>
+      <w:rPr>
+        <w:rFonts w:ascii="Courier New" w:hAnsi="Courier New" w:cs="Courier New" w:hint="default"/>
+      </w:rPr>
+    </w:lvl>
+    <w:lvl w:ilvl="2" w:tplc="04090005" w:tentative="1">
+      <w:start w:val="1"/>
+      <w:numFmt w:val="bullet"/>
+      <w:lvlText w:val=""/>
+      <w:lvlJc w:val="left"/>
+      <w:pPr>
+        <w:ind w:left="2160" w:hanging="360"/>
+      </w:pPr>
+      <w:rPr>
+        <w:rFonts w:ascii="Wingdings" w:hAnsi="Wingdings" w:hint="default"/>
+      </w:rPr>
+    </w:lvl>
+    <w:lvl w:ilvl="3" w:tplc="04090001" w:tentative="1">
+      <w:start w:val="1"/>
+      <w:numFmt w:val="bullet"/>
+      <w:lvlText w:val=""/>
+      <w:lvlJc w:val="left"/>
+      <w:pPr>
+        <w:ind w:left="2880" w:hanging="360"/>
+      </w:pPr>
+      <w:rPr>
+        <w:rFonts w:ascii="Symbol" w:hAnsi="Symbol" w:hint="default"/>
+      </w:rPr>
+    </w:lvl>
+    <w:lvl w:ilvl="4" w:tplc="04090003" w:tentative="1">
+      <w:start w:val="1"/>
+      <w:numFmt w:val="bullet"/>
+      <w:lvlText w:val="o"/>
+      <w:lvlJc w:val="left"/>
+      <w:pPr>
+        <w:ind w:left="3600" w:hanging="360"/>
+      </w:pPr>
+      <w:rPr>
+        <w:rFonts w:ascii="Courier New" w:hAnsi="Courier New" w:cs="Courier New" w:hint="default"/>
+      </w:rPr>
+    </w:lvl>
+    <w:lvl w:ilvl="5" w:tplc="04090005" w:tentative="1">
+      <w:start w:val="1"/>
+      <w:numFmt w:val="bullet"/>
+      <w:lvlText w:val=""/>
+      <w:lvlJc w:val="left"/>
+      <w:pPr>
+        <w:ind w:left="4320" w:hanging="360"/>
+      </w:pPr>
+      <w:rPr>
+        <w:rFonts w:ascii="Wingdings" w:hAnsi="Wingdings" w:hint="default"/>
+      </w:rPr>
+    </w:lvl>
+    <w:lvl w:ilvl="6" w:tplc="04090001" w:tentative="1">
+      <w:start w:val="1"/>
+      <w:numFmt w:val="bullet"/>
+      <w:lvlText w:val=""/>
+      <w:lvlJc w:val="left"/>
+      <w:pPr>
+        <w:ind w:left="5040" w:hanging="360"/>
+      </w:pPr>
+      <w:rPr>
+        <w:rFonts w:ascii="Symbol" w:hAnsi="Symbol" w:hint="default"/>
+      </w:rPr>
+    </w:lvl>
+    <w:lvl w:ilvl="7" w:tplc="04090003" w:tentative="1">
+      <w:start w:val="1"/>
+      <w:numFmt w:val="bullet"/>
+      <w:lvlText w:val="o"/>
+      <w:lvlJc w:val="left"/>
+      <w:pPr>
+        <w:ind w:left="5760" w:hanging="360"/>
+      </w:pPr>
+      <w:rPr>
+        <w:rFonts w:ascii="Courier New" w:hAnsi="Courier New" w:cs="Courier New" w:hint="default"/>
+      </w:rPr>
+    </w:lvl>
+    <w:lvl w:ilvl="8" w:tplc="04090005" w:tentative="1">
+      <w:start w:val="1"/>
+      <w:numFmt w:val="bullet"/>
+      <w:lvlText w:val=""/>
+      <w:lvlJc w:val="left"/>
+      <w:pPr>
+        <w:ind w:left="6480" w:hanging="360"/>
+      </w:pPr>
+      <w:rPr>
+        <w:rFonts w:ascii="Wingdings" w:hAnsi="Wingdings" w:hint="default"/>
+      </w:rPr>
+    </w:lvl>
+  </w:abstractNum>
+  <w:abstractNum w:abstractNumId="5" w15:restartNumberingAfterBreak="0">
     <w:nsid w:val="69EE0E84"/>
     <w:multiLevelType w:val="hybridMultilevel"/>
     <w:tmpl w:val="14B4B36E"/>
@@ -2394,7 +2796,7 @@
       </w:rPr>
     </w:lvl>
   </w:abstractNum>
-  <w:abstractNum w:abstractNumId="3" w15:restartNumberingAfterBreak="0">
+  <w:abstractNum w:abstractNumId="6" w15:restartNumberingAfterBreak="0">
     <w:nsid w:val="7A2236A6"/>
     <w:multiLevelType w:val="hybridMultilevel"/>
     <w:tmpl w:val="9BB84D24"/>
@@ -2606,7 +3008,7 @@
       </w:rPr>
     </w:lvl>
   </w:abstractNum>
-  <w:abstractNum w:abstractNumId="4" w15:restartNumberingAfterBreak="0">
+  <w:abstractNum w:abstractNumId="7" w15:restartNumberingAfterBreak="0">
     <w:nsid w:val="7CBD44A8"/>
     <w:multiLevelType w:val="hybridMultilevel"/>
     <w:tmpl w:val="3C4ECFE6"/>
@@ -2829,19 +3231,28 @@
     </w:lvl>
   </w:abstractNum>
   <w:num w:numId="1" w16cid:durableId="107240075">
+    <w:abstractNumId w:val="6"/>
+  </w:num>
+  <w:num w:numId="2" w16cid:durableId="179514781">
     <w:abstractNumId w:val="3"/>
   </w:num>
-  <w:num w:numId="2" w16cid:durableId="179514781">
+  <w:num w:numId="3" w16cid:durableId="1323240495">
     <w:abstractNumId w:val="1"/>
   </w:num>
-  <w:num w:numId="3" w16cid:durableId="1323240495">
-    <w:abstractNumId w:val="0"/>
+  <w:num w:numId="4" w16cid:durableId="362051539">
+    <w:abstractNumId w:val="5"/>
   </w:num>
-  <w:num w:numId="4" w16cid:durableId="362051539">
+  <w:num w:numId="5" w16cid:durableId="1631322307">
+    <w:abstractNumId w:val="7"/>
+  </w:num>
+  <w:num w:numId="6" w16cid:durableId="1671329748">
+    <w:abstractNumId w:val="4"/>
+  </w:num>
+  <w:num w:numId="7" w16cid:durableId="2088381502">
     <w:abstractNumId w:val="2"/>
   </w:num>
-  <w:num w:numId="5" w16cid:durableId="1631322307">
-    <w:abstractNumId w:val="4"/>
+  <w:num w:numId="8" w16cid:durableId="1706982581">
+    <w:abstractNumId w:val="0"/>
   </w:num>
 </w:numbering>
 </file>
@@ -3316,6 +3727,17 @@
       <w:sz w:val="28"/>
     </w:rPr>
   </w:style>
+  <w:style w:type="paragraph" w:styleId="ListParagraph">
+    <w:name w:val="List Paragraph"/>
+    <w:basedOn w:val="Normal"/>
+    <w:uiPriority w:val="34"/>
+    <w:qFormat/>
+    <w:rsid w:val="0044355C"/>
+    <w:pPr>
+      <w:ind w:left="720"/>
+      <w:contextualSpacing/>
+    </w:pPr>
+  </w:style>
 </w:styles>
 </file>
 
